--- a/src/main/resources/templates/NhapKho/bao-cao-dinh-gia-tai-san.docx
+++ b/src/main/resources/templates/NhapKho/bao-cao-dinh-gia-tai-san.docx
@@ -92,14 +92,7 @@
                 <w:b/>
                 <w:sz w:val="24"/>
               </w:rPr>
-              <w:t xml:space="preserve">   </w:t>
-            </w:r>
-            <w:r>
-              <w:rPr>
-                <w:b/>
-                <w:sz w:val="24"/>
-              </w:rPr>
-              <w:t>CỘNG HOÀ XÃ HỘI CHỦ NGHĨA VIỆT NAM Độc lập - Tự do - Hạnh Phúc</w:t>
+              <w:t xml:space="preserve">   CỘNG HOÀ XÃ HỘI CHỦ NGHĨA VIỆT NAM Độc lập - Tự do - Hạnh Phúc</w:t>
             </w:r>
           </w:p>
         </w:tc>
@@ -430,6 +423,7 @@
         </w:rPr>
         <w:tab/>
       </w:r>
+      <w:proofErr w:type="gramStart"/>
       <w:r>
         <w:rPr>
           <w:color w:val="0000FF"/>
@@ -437,6 +431,7 @@
         </w:rPr>
         <w:t>TP.QLRR</w:t>
       </w:r>
+      <w:proofErr w:type="gramEnd"/>
       <w:r>
         <w:rPr>
           <w:color w:val="0000FF"/>
@@ -520,7 +515,19 @@
         <w:rPr>
           <w:sz w:val="24"/>
         </w:rPr>
-        <w:t>Ngày 01/09/2026</w:t>
+        <w:t xml:space="preserve">                     </w:t>
+      </w:r>
+      <w:r>
+        <w:rPr>
+          <w:sz w:val="24"/>
+        </w:rPr>
+        <w:t xml:space="preserve">Ngày </w:t>
+      </w:r>
+      <w:r>
+        <w:rPr>
+          <w:szCs w:val="22"/>
+        </w:rPr>
+        <w:t>{{CURRENT _DATE}}</w:t>
       </w:r>
     </w:p>
     <w:p>
@@ -554,13 +561,61 @@
           <w:sz w:val="24"/>
         </w:rPr>
         <w:tab/>
-        <w:t xml:space="preserve">     </w:t>
+        <w:t xml:space="preserve">    </w:t>
+      </w:r>
+      <w:r>
+        <w:rPr>
+          <w:sz w:val="24"/>
+        </w:rPr>
+        <w:t xml:space="preserve"> </w:t>
       </w:r>
       <w:r>
         <w:rPr>
           <w:sz w:val="24"/>
         </w:rPr>
         <w:t xml:space="preserve">Tại Cty CP TM XNK Huy Tiến Dũng. </w:t>
+      </w:r>
+    </w:p>
+    <w:p>
+      <w:pPr>
+        <w:spacing w:after="144" w:line="356" w:lineRule="auto"/>
+        <w:ind w:right="1190"/>
+        <w:rPr>
+          <w:sz w:val="24"/>
+        </w:rPr>
+      </w:pPr>
+      <w:r>
+        <w:rPr>
+          <w:sz w:val="24"/>
+        </w:rPr>
+        <w:t xml:space="preserve">Ngày lập báo cáo    </w:t>
+      </w:r>
+      <w:r>
+        <w:rPr>
+          <w:sz w:val="24"/>
+        </w:rPr>
+        <w:tab/>
+      </w:r>
+      <w:r>
+        <w:rPr>
+          <w:sz w:val="24"/>
+        </w:rPr>
+        <w:tab/>
+        <w:t xml:space="preserve">  </w:t>
+      </w:r>
+      <w:proofErr w:type="gramStart"/>
+      <w:r>
+        <w:rPr>
+          <w:sz w:val="24"/>
+        </w:rPr>
+        <w:t xml:space="preserve">   {</w:t>
+      </w:r>
+      <w:proofErr w:type="gramEnd"/>
+      <w:r>
+        <w:rPr>
+          <w:szCs w:val="22"/>
+        </w:rPr>
+        <w:t>{CURRENT_DATE}</w:t>
       </w:r>
     </w:p>
     <w:p>
@@ -593,14 +648,7 @@
           <w:b/>
           <w:sz w:val="24"/>
         </w:rPr>
-        <w:t xml:space="preserve">1. </w:t>
-      </w:r>
-      <w:r>
-        <w:rPr>
-          <w:b/>
-          <w:sz w:val="24"/>
-        </w:rPr>
-        <w:t>Thông tin khái quát về tài sản cần định giá</w:t>
+        <w:t>1. Thông tin khái quát về tài sản cần định giá</w:t>
       </w:r>
     </w:p>
     <w:tbl>
@@ -819,19 +867,7 @@
               <w:rPr>
                 <w:sz w:val="24"/>
               </w:rPr>
-              <w:t>{{</w:t>
-            </w:r>
-            <w:r>
-              <w:rPr>
-                <w:sz w:val="24"/>
-              </w:rPr>
-              <w:t>description</w:t>
-            </w:r>
-            <w:r>
-              <w:rPr>
-                <w:sz w:val="24"/>
-              </w:rPr>
-              <w:t>}}</w:t>
+              <w:t>{{description}}</w:t>
             </w:r>
           </w:p>
         </w:tc>
@@ -921,14 +957,7 @@
           <w:b/>
           <w:sz w:val="24"/>
         </w:rPr>
-        <w:t xml:space="preserve">2. </w:t>
-      </w:r>
-      <w:r>
-        <w:rPr>
-          <w:b/>
-          <w:sz w:val="24"/>
-        </w:rPr>
-        <w:t>Hồ sơ tài sản cần định giá.</w:t>
+        <w:t>2. Hồ sơ tài sản cần định giá.</w:t>
       </w:r>
       <w:r>
         <w:rPr>
@@ -1090,6 +1119,7 @@
               <w:rPr>
                 <w:sz w:val="24"/>
               </w:rPr>
+              <w:lastRenderedPageBreak/>
               <w:t>Phiếu kiểm tra chất lượng xưởng</w:t>
             </w:r>
           </w:p>
@@ -1136,7 +1166,6 @@
                 <w:sz w:val="24"/>
                 <w:lang w:val="fr-FR"/>
               </w:rPr>
-              <w:lastRenderedPageBreak/>
               <w:t>Giấy chứng nhận chất lượng, an to</w:t>
             </w:r>
             <w:r>
@@ -1158,7 +1187,23 @@
                 <w:sz w:val="24"/>
                 <w:lang w:val="fr-FR"/>
               </w:rPr>
-              <w:t xml:space="preserve"> sản xuất ,lắp ráp</w:t>
+              <w:t xml:space="preserve"> sản </w:t>
+            </w:r>
+            <w:proofErr w:type="gramStart"/>
+            <w:r>
+              <w:rPr>
+                <w:sz w:val="24"/>
+                <w:lang w:val="fr-FR"/>
+              </w:rPr>
+              <w:t>xuất ,lắp</w:t>
+            </w:r>
+            <w:proofErr w:type="gramEnd"/>
+            <w:r>
+              <w:rPr>
+                <w:sz w:val="24"/>
+                <w:lang w:val="fr-FR"/>
+              </w:rPr>
+              <w:t xml:space="preserve"> ráp</w:t>
             </w:r>
           </w:p>
         </w:tc>
@@ -1204,7 +1249,23 @@
                 <w:sz w:val="24"/>
                 <w:lang w:val="fr-FR"/>
               </w:rPr>
-              <w:t>Tờ khai hàng hóa nhập khẩu( động cơ)</w:t>
+              <w:t xml:space="preserve">Tờ khai hàng hóa nhập </w:t>
+            </w:r>
+            <w:proofErr w:type="gramStart"/>
+            <w:r>
+              <w:rPr>
+                <w:sz w:val="24"/>
+                <w:lang w:val="fr-FR"/>
+              </w:rPr>
+              <w:t>khẩu( động</w:t>
+            </w:r>
+            <w:proofErr w:type="gramEnd"/>
+            <w:r>
+              <w:rPr>
+                <w:sz w:val="24"/>
+                <w:lang w:val="fr-FR"/>
+              </w:rPr>
+              <w:t xml:space="preserve"> cơ)</w:t>
             </w:r>
           </w:p>
         </w:tc>
@@ -1372,8 +1433,69 @@
           <w:szCs w:val="26"/>
           <w:lang w:val="fr-FR"/>
         </w:rPr>
-        <w:t xml:space="preserve">3. </w:t>
-      </w:r>
+        <w:t>3. Những căn cứ để định giá</w:t>
+      </w:r>
+    </w:p>
+    <w:p>
+      <w:pPr>
+        <w:spacing w:before="120" w:after="0" w:line="312" w:lineRule="auto"/>
+        <w:jc w:val="both"/>
+        <w:rPr>
+          <w:sz w:val="24"/>
+          <w:lang w:val="fr-FR"/>
+        </w:rPr>
+      </w:pPr>
+      <w:r>
+        <w:rPr>
+          <w:sz w:val="24"/>
+          <w:lang w:val="fr-FR"/>
+        </w:rPr>
+        <w:t>-Căn cứ Quy định số 9455/QyĐ-BIDV ngày 26/12/2024 của Ngân hàng TMCP Đầu Tư và Phát Triển Việt Nam về biện phảp bảo đảm.</w:t>
+      </w:r>
+    </w:p>
+    <w:p>
+      <w:pPr>
+        <w:spacing w:before="120" w:after="0" w:line="312" w:lineRule="auto"/>
+        <w:jc w:val="both"/>
+        <w:rPr>
+          <w:sz w:val="24"/>
+          <w:lang w:val="fr-FR"/>
+        </w:rPr>
+      </w:pPr>
+      <w:r>
+        <w:rPr>
+          <w:sz w:val="24"/>
+          <w:lang w:val="fr-FR"/>
+        </w:rPr>
+        <w:t>-Căn cứ thông tư số 45/2013/TT-BTC ngày 25/04/2013 của Bộ Tài Chính V/v hướng dẫn chế độ quản lý, sử dụng và trích khấu hao TSCĐ.</w:t>
+      </w:r>
+    </w:p>
+    <w:p>
+      <w:pPr>
+        <w:spacing w:before="120" w:after="0" w:line="312" w:lineRule="auto"/>
+        <w:jc w:val="both"/>
+        <w:rPr>
+          <w:sz w:val="24"/>
+          <w:lang w:val="fr-FR"/>
+        </w:rPr>
+      </w:pPr>
+      <w:r>
+        <w:rPr>
+          <w:sz w:val="24"/>
+          <w:lang w:val="fr-FR"/>
+        </w:rPr>
+        <w:t>-Căn cứ giá trị thị trường và giá trị trên hóa đơn GTGT.</w:t>
+      </w:r>
+    </w:p>
+    <w:p>
+      <w:pPr>
+        <w:spacing w:after="3" w:line="265" w:lineRule="auto"/>
+        <w:rPr>
+          <w:sz w:val="26"/>
+          <w:szCs w:val="26"/>
+          <w:lang w:val="fr-FR"/>
+        </w:rPr>
+      </w:pPr>
       <w:r>
         <w:rPr>
           <w:b/>
@@ -1381,69 +1503,9 @@
           <w:szCs w:val="26"/>
           <w:lang w:val="fr-FR"/>
         </w:rPr>
-        <w:t>Những căn cứ để định giá</w:t>
-      </w:r>
-    </w:p>
-    <w:p>
-      <w:pPr>
-        <w:spacing w:before="120" w:after="0" w:line="312" w:lineRule="auto"/>
-        <w:jc w:val="both"/>
-        <w:rPr>
-          <w:sz w:val="24"/>
-          <w:lang w:val="fr-FR"/>
-        </w:rPr>
-      </w:pPr>
-      <w:r>
-        <w:rPr>
-          <w:sz w:val="24"/>
-          <w:lang w:val="fr-FR"/>
-        </w:rPr>
-        <w:t>-Căn cứ Quy định số 9455/QyĐ-BIDV ngày 26/12/2024 của Ngân hàng TMCP Đầu Tư và Phát Triển Việt Nam về biện phảp bảo đảm.</w:t>
-      </w:r>
-    </w:p>
-    <w:p>
-      <w:pPr>
-        <w:spacing w:before="120" w:after="0" w:line="312" w:lineRule="auto"/>
-        <w:jc w:val="both"/>
-        <w:rPr>
-          <w:sz w:val="24"/>
-          <w:lang w:val="fr-FR"/>
-        </w:rPr>
-      </w:pPr>
-      <w:r>
-        <w:rPr>
-          <w:sz w:val="24"/>
-          <w:lang w:val="fr-FR"/>
-        </w:rPr>
-        <w:t>-Căn cứ thông tư số 45/2013/TT-BTC ngày 25/04/2013 của Bộ Tài Chính V/v hướng dẫn chế độ quản lý, sử dụng và trích khấu hao TSCĐ.</w:t>
-      </w:r>
-    </w:p>
-    <w:p>
-      <w:pPr>
-        <w:spacing w:before="120" w:after="0" w:line="312" w:lineRule="auto"/>
-        <w:jc w:val="both"/>
-        <w:rPr>
-          <w:sz w:val="24"/>
-          <w:lang w:val="fr-FR"/>
-        </w:rPr>
-      </w:pPr>
-      <w:r>
-        <w:rPr>
-          <w:sz w:val="24"/>
-          <w:lang w:val="fr-FR"/>
-        </w:rPr>
-        <w:t>-Căn cứ giá trị thị trường và giá trị trên hóa đơn GTGT.</w:t>
-      </w:r>
-    </w:p>
-    <w:p>
-      <w:pPr>
-        <w:spacing w:after="3" w:line="265" w:lineRule="auto"/>
-        <w:rPr>
-          <w:sz w:val="26"/>
-          <w:szCs w:val="26"/>
-          <w:lang w:val="fr-FR"/>
-        </w:rPr>
-      </w:pPr>
+        <w:t xml:space="preserve">4. Mô tả tài sản bảo </w:t>
+      </w:r>
+      <w:proofErr w:type="gramStart"/>
       <w:r>
         <w:rPr>
           <w:b/>
@@ -1451,7 +1513,17 @@
           <w:szCs w:val="26"/>
           <w:lang w:val="fr-FR"/>
         </w:rPr>
-        <w:t xml:space="preserve">4. Mô tả tài sản bảo đảm: </w:t>
+        <w:t>đảm:</w:t>
+      </w:r>
+      <w:proofErr w:type="gramEnd"/>
+      <w:r>
+        <w:rPr>
+          <w:b/>
+          <w:sz w:val="26"/>
+          <w:szCs w:val="26"/>
+          <w:lang w:val="fr-FR"/>
+        </w:rPr>
+        <w:t xml:space="preserve"> </w:t>
       </w:r>
     </w:p>
     <w:p>
@@ -1676,19 +1748,21 @@
               <w:rPr>
                 <w:sz w:val="23"/>
               </w:rPr>
-              <w:t>Nhãn hiệu:{{</w:t>
-            </w:r>
+              <w:t xml:space="preserve">Nhãn </w:t>
+            </w:r>
+            <w:proofErr w:type="gramStart"/>
             <w:r>
               <w:rPr>
                 <w:sz w:val="23"/>
               </w:rPr>
-              <w:t>manufacturer</w:t>
-            </w:r>
+              <w:t>hiệu:{</w:t>
+            </w:r>
+            <w:proofErr w:type="gramEnd"/>
             <w:r>
               <w:rPr>
                 <w:sz w:val="23"/>
               </w:rPr>
-              <w:t>}}.</w:t>
+              <w:t>{manufacturer}}.</w:t>
             </w:r>
             <w:r>
               <w:rPr>
@@ -1718,23 +1792,25 @@
             <w:pPr>
               <w:spacing w:after="36"/>
             </w:pPr>
+            <w:proofErr w:type="gramStart"/>
             <w:r>
               <w:rPr>
                 <w:sz w:val="23"/>
               </w:rPr>
-              <w:t>SK:{{</w:t>
+              <w:t>SK:{</w:t>
+            </w:r>
+            <w:proofErr w:type="gramEnd"/>
+            <w:r>
+              <w:rPr>
+                <w:sz w:val="23"/>
+              </w:rPr>
+              <w:t>{</w:t>
             </w:r>
             <w:r>
               <w:rPr>
                 <w:szCs w:val="22"/>
               </w:rPr>
-              <w:t>chassi</w:t>
-            </w:r>
-            <w:r>
-              <w:rPr>
-                <w:szCs w:val="22"/>
-              </w:rPr>
-              <w:t>s</w:t>
+              <w:t>chassis</w:t>
             </w:r>
             <w:r>
               <w:rPr>
@@ -1863,14 +1939,7 @@
           <w:b/>
           <w:sz w:val="24"/>
         </w:rPr>
-        <w:t xml:space="preserve">5. </w:t>
-      </w:r>
-      <w:r>
-        <w:rPr>
-          <w:b/>
-          <w:sz w:val="24"/>
-        </w:rPr>
-        <w:t>Các đánh giá về TSBĐ và khả năng phát mại:</w:t>
+        <w:t>5. Các đánh giá về TSBĐ và khả năng phát mại:</w:t>
       </w:r>
     </w:p>
     <w:p>
@@ -1917,14 +1986,7 @@
           <w:b/>
           <w:sz w:val="24"/>
         </w:rPr>
-        <w:t xml:space="preserve">6. </w:t>
-      </w:r>
-      <w:r>
-        <w:rPr>
-          <w:b/>
-          <w:sz w:val="24"/>
-        </w:rPr>
-        <w:t xml:space="preserve">Định giá tài sản </w:t>
+        <w:t xml:space="preserve">6. Định giá tài sản </w:t>
       </w:r>
     </w:p>
     <w:p>
@@ -1973,6 +2035,7 @@
         <w:rPr>
           <w:sz w:val="24"/>
         </w:rPr>
+        <w:lastRenderedPageBreak/>
         <w:t>- Căn cứ chứng từ hoá đơn mua xe của Công ty cung cấp</w:t>
       </w:r>
     </w:p>
@@ -1987,7 +2050,6 @@
         <w:rPr>
           <w:sz w:val="24"/>
         </w:rPr>
-        <w:lastRenderedPageBreak/>
         <w:t>- Căn cứ thông tư số 45/2013/TT-BTC ngày 25/04/2013 của Bộ Tài Chính v/v hướng</w:t>
       </w:r>
       <w:r>
@@ -2086,19 +2148,19 @@
     <w:tbl>
       <w:tblPr>
         <w:tblStyle w:val="TableGrid0"/>
-        <w:tblW w:w="10530" w:type="dxa"/>
-        <w:tblInd w:w="-1085" w:type="dxa"/>
+        <w:tblW w:w="10890" w:type="dxa"/>
+        <w:tblInd w:w="-815" w:type="dxa"/>
         <w:tblLayout w:type="fixed"/>
         <w:tblLook w:val="04A0" w:firstRow="1" w:lastRow="0" w:firstColumn="1" w:lastColumn="0" w:noHBand="0" w:noVBand="1"/>
       </w:tblPr>
       <w:tblGrid>
         <w:gridCol w:w="990"/>
-        <w:gridCol w:w="1530"/>
+        <w:gridCol w:w="1620"/>
         <w:gridCol w:w="1350"/>
-        <w:gridCol w:w="1260"/>
-        <w:gridCol w:w="900"/>
-        <w:gridCol w:w="1288"/>
-        <w:gridCol w:w="1322"/>
+        <w:gridCol w:w="1350"/>
+        <w:gridCol w:w="810"/>
+        <w:gridCol w:w="1440"/>
+        <w:gridCol w:w="1440"/>
         <w:gridCol w:w="1890"/>
       </w:tblGrid>
       <w:tr>
@@ -2126,7 +2188,7 @@
         </w:tc>
         <w:tc>
           <w:tcPr>
-            <w:tcW w:w="1530" w:type="dxa"/>
+            <w:tcW w:w="1620" w:type="dxa"/>
             <w:vAlign w:val="center"/>
           </w:tcPr>
           <w:p>
@@ -2170,7 +2232,7 @@
         </w:tc>
         <w:tc>
           <w:tcPr>
-            <w:tcW w:w="1260" w:type="dxa"/>
+            <w:tcW w:w="1350" w:type="dxa"/>
             <w:vAlign w:val="center"/>
           </w:tcPr>
           <w:p>
@@ -2192,7 +2254,7 @@
         </w:tc>
         <w:tc>
           <w:tcPr>
-            <w:tcW w:w="900" w:type="dxa"/>
+            <w:tcW w:w="810" w:type="dxa"/>
             <w:vAlign w:val="center"/>
           </w:tcPr>
           <w:p>
@@ -2214,7 +2276,7 @@
         </w:tc>
         <w:tc>
           <w:tcPr>
-            <w:tcW w:w="1288" w:type="dxa"/>
+            <w:tcW w:w="1440" w:type="dxa"/>
             <w:vAlign w:val="center"/>
           </w:tcPr>
           <w:p>
@@ -2236,7 +2298,7 @@
         </w:tc>
         <w:tc>
           <w:tcPr>
-            <w:tcW w:w="1322" w:type="dxa"/>
+            <w:tcW w:w="1440" w:type="dxa"/>
             <w:vAlign w:val="center"/>
           </w:tcPr>
           <w:p>
@@ -2289,12 +2351,14 @@
             <w:pPr>
               <w:spacing w:after="0" w:line="259" w:lineRule="auto"/>
               <w:rPr>
-                <w:sz w:val="24"/>
-              </w:rPr>
-            </w:pPr>
-            <w:r>
-              <w:rPr>
-                <w:sz w:val="24"/>
+                <w:sz w:val="20"/>
+                <w:szCs w:val="20"/>
+              </w:rPr>
+            </w:pPr>
+            <w:r>
+              <w:rPr>
+                <w:sz w:val="20"/>
+                <w:szCs w:val="20"/>
               </w:rPr>
               <w:t>{{stt}}</w:t>
             </w:r>
@@ -2305,14 +2369,15 @@
               <w:ind w:left="0" w:firstLine="0"/>
               <w:jc w:val="center"/>
               <w:rPr>
-                <w:szCs w:val="22"/>
+                <w:sz w:val="20"/>
+                <w:szCs w:val="20"/>
               </w:rPr>
             </w:pPr>
           </w:p>
         </w:tc>
         <w:tc>
           <w:tcPr>
-            <w:tcW w:w="1530" w:type="dxa"/>
+            <w:tcW w:w="1620" w:type="dxa"/>
             <w:vAlign w:val="center"/>
           </w:tcPr>
           <w:p>
@@ -2320,12 +2385,14 @@
               <w:spacing w:after="3" w:line="265" w:lineRule="auto"/>
               <w:ind w:left="0" w:firstLine="0"/>
               <w:rPr>
-                <w:szCs w:val="22"/>
-              </w:rPr>
-            </w:pPr>
-            <w:r>
-              <w:rPr>
-                <w:szCs w:val="22"/>
+                <w:sz w:val="16"/>
+                <w:szCs w:val="16"/>
+              </w:rPr>
+            </w:pPr>
+            <w:r>
+              <w:rPr>
+                <w:sz w:val="16"/>
+                <w:szCs w:val="16"/>
               </w:rPr>
               <w:t>{{description}}</w:t>
             </w:r>
@@ -2342,30 +2409,35 @@
               <w:ind w:left="0" w:firstLine="0"/>
               <w:jc w:val="center"/>
               <w:rPr>
-                <w:szCs w:val="22"/>
-              </w:rPr>
-            </w:pPr>
-            <w:r>
-              <w:rPr>
-                <w:szCs w:val="22"/>
+                <w:sz w:val="20"/>
+                <w:szCs w:val="20"/>
+              </w:rPr>
+            </w:pPr>
+            <w:r>
+              <w:rPr>
+                <w:sz w:val="20"/>
+                <w:szCs w:val="20"/>
               </w:rPr>
               <w:t>{{</w:t>
             </w:r>
             <w:r>
               <w:rPr>
-                <w:szCs w:val="22"/>
+                <w:sz w:val="20"/>
+                <w:szCs w:val="20"/>
               </w:rPr>
               <w:t>chassi</w:t>
             </w:r>
             <w:r>
               <w:rPr>
-                <w:szCs w:val="22"/>
+                <w:sz w:val="20"/>
+                <w:szCs w:val="20"/>
               </w:rPr>
               <w:t>s</w:t>
             </w:r>
             <w:r>
               <w:rPr>
-                <w:szCs w:val="22"/>
+                <w:sz w:val="20"/>
+                <w:szCs w:val="20"/>
               </w:rPr>
               <w:t>}}</w:t>
             </w:r>
@@ -2373,7 +2445,7 @@
         </w:tc>
         <w:tc>
           <w:tcPr>
-            <w:tcW w:w="1260" w:type="dxa"/>
+            <w:tcW w:w="1350" w:type="dxa"/>
             <w:vAlign w:val="center"/>
           </w:tcPr>
           <w:p>
@@ -2382,24 +2454,28 @@
               <w:ind w:left="0" w:firstLine="0"/>
               <w:jc w:val="center"/>
               <w:rPr>
-                <w:szCs w:val="22"/>
-              </w:rPr>
-            </w:pPr>
-            <w:r>
-              <w:rPr>
-                <w:szCs w:val="22"/>
+                <w:sz w:val="20"/>
+                <w:szCs w:val="20"/>
+              </w:rPr>
+            </w:pPr>
+            <w:r>
+              <w:rPr>
+                <w:sz w:val="20"/>
+                <w:szCs w:val="20"/>
               </w:rPr>
               <w:t>{{</w:t>
             </w:r>
             <w:r>
               <w:rPr>
-                <w:szCs w:val="22"/>
+                <w:sz w:val="20"/>
+                <w:szCs w:val="20"/>
               </w:rPr>
               <w:t>engine</w:t>
             </w:r>
             <w:r>
               <w:rPr>
-                <w:szCs w:val="22"/>
+                <w:sz w:val="20"/>
+                <w:szCs w:val="20"/>
               </w:rPr>
               <w:t>}}</w:t>
             </w:r>
@@ -2407,7 +2483,7 @@
         </w:tc>
         <w:tc>
           <w:tcPr>
-            <w:tcW w:w="900" w:type="dxa"/>
+            <w:tcW w:w="810" w:type="dxa"/>
             <w:vAlign w:val="center"/>
           </w:tcPr>
           <w:p>
@@ -2416,12 +2492,14 @@
               <w:ind w:left="0" w:firstLine="0"/>
               <w:jc w:val="center"/>
               <w:rPr>
-                <w:szCs w:val="22"/>
-              </w:rPr>
-            </w:pPr>
-            <w:r>
-              <w:rPr>
-                <w:szCs w:val="22"/>
+                <w:sz w:val="20"/>
+                <w:szCs w:val="20"/>
+              </w:rPr>
+            </w:pPr>
+            <w:r>
+              <w:rPr>
+                <w:sz w:val="20"/>
+                <w:szCs w:val="20"/>
               </w:rPr>
               <w:t>1</w:t>
             </w:r>
@@ -2429,7 +2507,7 @@
         </w:tc>
         <w:tc>
           <w:tcPr>
-            <w:tcW w:w="1288" w:type="dxa"/>
+            <w:tcW w:w="1440" w:type="dxa"/>
             <w:vAlign w:val="center"/>
           </w:tcPr>
           <w:p>
@@ -2438,24 +2516,28 @@
               <w:ind w:left="0" w:firstLine="0"/>
               <w:jc w:val="center"/>
               <w:rPr>
-                <w:szCs w:val="22"/>
-              </w:rPr>
-            </w:pPr>
-            <w:r>
-              <w:rPr>
-                <w:szCs w:val="22"/>
+                <w:sz w:val="20"/>
+                <w:szCs w:val="20"/>
+              </w:rPr>
+            </w:pPr>
+            <w:r>
+              <w:rPr>
+                <w:sz w:val="20"/>
+                <w:szCs w:val="20"/>
               </w:rPr>
               <w:t>{{</w:t>
             </w:r>
             <w:r>
               <w:rPr>
-                <w:szCs w:val="22"/>
+                <w:sz w:val="20"/>
+                <w:szCs w:val="20"/>
               </w:rPr>
               <w:t>price</w:t>
             </w:r>
             <w:r>
               <w:rPr>
-                <w:szCs w:val="22"/>
+                <w:sz w:val="20"/>
+                <w:szCs w:val="20"/>
               </w:rPr>
               <w:t>}}</w:t>
             </w:r>
@@ -2463,7 +2545,7 @@
         </w:tc>
         <w:tc>
           <w:tcPr>
-            <w:tcW w:w="1322" w:type="dxa"/>
+            <w:tcW w:w="1440" w:type="dxa"/>
             <w:vAlign w:val="center"/>
           </w:tcPr>
           <w:p>
@@ -2472,12 +2554,14 @@
               <w:ind w:left="0" w:firstLine="0"/>
               <w:jc w:val="center"/>
               <w:rPr>
-                <w:szCs w:val="22"/>
-              </w:rPr>
-            </w:pPr>
-            <w:r>
-              <w:rPr>
-                <w:szCs w:val="22"/>
+                <w:sz w:val="20"/>
+                <w:szCs w:val="20"/>
+              </w:rPr>
+            </w:pPr>
+            <w:r>
+              <w:rPr>
+                <w:sz w:val="20"/>
+                <w:szCs w:val="20"/>
               </w:rPr>
               <w:t>{{price}}</w:t>
             </w:r>
@@ -2494,12 +2578,14 @@
               <w:ind w:left="0" w:firstLine="0"/>
               <w:jc w:val="center"/>
               <w:rPr>
-                <w:szCs w:val="22"/>
-              </w:rPr>
-            </w:pPr>
-            <w:r>
-              <w:rPr>
-                <w:szCs w:val="22"/>
+                <w:sz w:val="20"/>
+                <w:szCs w:val="20"/>
+              </w:rPr>
+            </w:pPr>
+            <w:r>
+              <w:rPr>
+                <w:sz w:val="20"/>
+                <w:szCs w:val="20"/>
               </w:rPr>
               <w:t>{{price}}</w:t>
             </w:r>
@@ -2512,7 +2598,7 @@
         </w:trPr>
         <w:tc>
           <w:tcPr>
-            <w:tcW w:w="7318" w:type="dxa"/>
+            <w:tcW w:w="7560" w:type="dxa"/>
             <w:gridSpan w:val="6"/>
             <w:vAlign w:val="center"/>
           </w:tcPr>
@@ -2535,7 +2621,7 @@
         </w:tc>
         <w:tc>
           <w:tcPr>
-            <w:tcW w:w="1322" w:type="dxa"/>
+            <w:tcW w:w="1440" w:type="dxa"/>
             <w:vAlign w:val="center"/>
           </w:tcPr>
           <w:p>
@@ -2602,107 +2688,75 @@
     </w:p>
     <w:p>
       <w:pPr>
-        <w:spacing w:after="3" w:line="265" w:lineRule="auto"/>
-        <w:ind w:left="721" w:firstLine="0"/>
-        <w:rPr>
-          <w:sz w:val="24"/>
-        </w:rPr>
-      </w:pPr>
+        <w:spacing w:after="222" w:line="259" w:lineRule="auto"/>
+        <w:ind w:left="0" w:firstLine="0"/>
+        <w:rPr>
+          <w:b/>
+          <w:sz w:val="24"/>
+        </w:rPr>
+      </w:pPr>
+      <w:r>
+        <w:rPr>
+          <w:b/>
+          <w:sz w:val="24"/>
+        </w:rPr>
+        <w:t>Tổng giá trị định giá tài sản bảo đảm: {{TONG}}</w:t>
+      </w:r>
     </w:p>
     <w:p>
       <w:pPr>
         <w:spacing w:after="222" w:line="259" w:lineRule="auto"/>
-        <w:rPr>
+        <w:ind w:left="0" w:firstLine="0"/>
+        <w:rPr>
+          <w:bCs/>
           <w:color w:val="EE0000"/>
           <w:sz w:val="24"/>
         </w:rPr>
       </w:pPr>
       <w:r>
         <w:rPr>
-          <w:b/>
-          <w:sz w:val="24"/>
-        </w:rPr>
-        <w:t xml:space="preserve">6.3.1 </w:t>
-      </w:r>
-      <w:r>
-        <w:rPr>
-          <w:b/>
-          <w:sz w:val="24"/>
-        </w:rPr>
-        <w:t>Tổng giá trị định giá tài sản bảo đảm:</w:t>
-      </w:r>
-      <w:r>
-        <w:rPr>
-          <w:b/>
-          <w:sz w:val="24"/>
-        </w:rPr>
-        <w:t xml:space="preserve"> </w:t>
-      </w:r>
-      <w:r>
-        <w:rPr>
-          <w:b/>
-          <w:sz w:val="24"/>
-        </w:rPr>
-        <w:t>{{</w:t>
-      </w:r>
-      <w:r>
-        <w:rPr>
-          <w:b/>
-          <w:sz w:val="24"/>
-        </w:rPr>
-        <w:t>TONG</w:t>
-      </w:r>
-      <w:r>
-        <w:rPr>
-          <w:b/>
-          <w:sz w:val="24"/>
-        </w:rPr>
-        <w:t>}}</w:t>
+          <w:bCs/>
+          <w:sz w:val="24"/>
+        </w:rPr>
+        <w:t>(Bằng chữ: {{TONG_TEXT}})</w:t>
       </w:r>
     </w:p>
     <w:p>
       <w:pPr>
-        <w:spacing w:after="222" w:line="259" w:lineRule="auto"/>
+        <w:spacing w:after="286" w:line="259" w:lineRule="auto"/>
+        <w:rPr>
+          <w:sz w:val="24"/>
+        </w:rPr>
+      </w:pPr>
+      <w:r>
+        <w:rPr>
+          <w:color w:val="FF0000"/>
+          <w:sz w:val="24"/>
+        </w:rPr>
+        <w:t xml:space="preserve">Tỷ lệ cho vay tối đa trên tài sản theo sản phẩm 80% giá trị cho vay tối đa </w:t>
+      </w:r>
+      <w:proofErr w:type="gramStart"/>
+      <w:r>
+        <w:rPr>
+          <w:color w:val="FF0000"/>
+          <w:sz w:val="24"/>
+        </w:rPr>
+        <w:t>là:</w:t>
+      </w:r>
+      <w:r>
         <w:rPr>
           <w:color w:val="EE0000"/>
           <w:sz w:val="24"/>
         </w:rPr>
-      </w:pPr>
+        <w:t>{</w:t>
+      </w:r>
+      <w:proofErr w:type="gramEnd"/>
       <w:r>
         <w:rPr>
           <w:color w:val="EE0000"/>
           <w:sz w:val="24"/>
         </w:rPr>
-        <w:t xml:space="preserve">6.3.2 </w:t>
-      </w:r>
-      <w:r>
-        <w:rPr>
-          <w:color w:val="EE0000"/>
-          <w:sz w:val="24"/>
-        </w:rPr>
-        <w:t>#NAME?</w:t>
-      </w:r>
-    </w:p>
-    <w:p>
-      <w:pPr>
-        <w:spacing w:after="286" w:line="259" w:lineRule="auto"/>
-        <w:rPr>
-          <w:sz w:val="24"/>
-        </w:rPr>
-      </w:pPr>
-      <w:r>
-        <w:rPr>
-          <w:color w:val="FF0000"/>
-          <w:sz w:val="24"/>
-        </w:rPr>
-        <w:t>Tỷ lệ cho vay tối đa trên tài sản theo sản phẩm 80% giá trị cho vay tối đa là:</w:t>
-      </w:r>
-      <w:r>
-        <w:rPr>
-          <w:color w:val="EE0000"/>
-          <w:sz w:val="24"/>
-        </w:rPr>
-        <w:t>{{TONG_80%}}</w:t>
+        <w:t>{TONG_80%}}</w:t>
       </w:r>
     </w:p>
     <w:p>
@@ -3268,6 +3322,16 @@
           <w:sz w:val="24"/>
         </w:rPr>
       </w:pPr>
+    </w:p>
+    <w:p>
+      <w:pPr>
+        <w:spacing w:after="3" w:line="259" w:lineRule="auto"/>
+        <w:ind w:left="67" w:right="7"/>
+        <w:jc w:val="center"/>
+        <w:rPr>
+          <w:sz w:val="24"/>
+        </w:rPr>
+      </w:pPr>
       <w:r>
         <w:rPr>
           <w:sz w:val="24"/>
@@ -3275,6 +3339,16 @@
         <w:lastRenderedPageBreak/>
         <w:t>PHÊ DUYỆT CỦA CẤP THẨM QUYỀN</w:t>
       </w:r>
+    </w:p>
+    <w:p>
+      <w:pPr>
+        <w:spacing w:after="3" w:line="259" w:lineRule="auto"/>
+        <w:ind w:left="67" w:right="7"/>
+        <w:jc w:val="center"/>
+        <w:rPr>
+          <w:sz w:val="24"/>
+        </w:rPr>
+      </w:pPr>
     </w:p>
     <w:p>
       <w:pPr>
@@ -3289,7 +3363,19 @@
         <w:rPr>
           <w:sz w:val="24"/>
         </w:rPr>
-        <w:t xml:space="preserve"> Đồng ý                               Không đồng                         Ý kiến khác:</w:t>
+        <w:t xml:space="preserve"> </w:t>
+      </w:r>
+      <w:r>
+        <w:rPr>
+          <w:sz w:val="24"/>
+        </w:rPr>
+        <w:sym w:font="Wingdings" w:char="F020"/>
+      </w:r>
+      <w:r>
+        <w:rPr>
+          <w:sz w:val="24"/>
+        </w:rPr>
+        <w:t>Đồng ý                               Không đồng                         Ý kiến khác:</w:t>
       </w:r>
     </w:p>
     <w:p>
